--- a/backend/templates/course_content.docx
+++ b/backend/templates/course_content.docx
@@ -697,6 +697,12 @@
         <w:tab/>
         <w:t>{{ o.text }}</w:t>
       </w:r>
+      <w:r>
+        <w:rPr>
+          <w:rStyle w:val="ADBloom"/>
+        </w:rPr>
+        <w:t>{% if o.bloom %} ({{ o.bloom }}){% endif %}</w:t>
+      </w:r>
     </w:p>
     <w:p>
       <w:pPr>
@@ -704,6 +710,46 @@
       </w:pPr>
       <w:r>
         <w:t>{%p endfor %}</w:t>
+      </w:r>
+    </w:p>
+    <w:p>
+      <w:pPr>
+        <w:pStyle w:val="ADBody"/>
+      </w:pPr>
+      <w:r>
+        <w:t>{%p if copo %}</w:t>
+      </w:r>
+    </w:p>
+    <w:p>
+      <w:pPr>
+        <w:pStyle w:val="ADLead"/>
+      </w:pPr>
+      <w:r>
+        <w:t>Mapping of course outcomes to programme outcomes:</w:t>
+      </w:r>
+    </w:p>
+    <w:p>
+      <w:pPr>
+        <w:pStyle w:val="ADCell"/>
+      </w:pPr>
+      <w:r>
+        <w:t>{{p copo }}</w:t>
+      </w:r>
+    </w:p>
+    <w:p>
+      <w:pPr>
+        <w:pStyle w:val="ADNote"/>
+      </w:pPr>
+      <w:r>
+        <w:t>{{ copo_note }}</w:t>
+      </w:r>
+    </w:p>
+    <w:p>
+      <w:pPr>
+        <w:pStyle w:val="ADBody"/>
+      </w:pPr>
+      <w:r>
+        <w:t>{%p endif %}</w:t>
       </w:r>
     </w:p>
     <w:p>
@@ -13484,6 +13530,24 @@
       <w:sz w:val="22"/>
     </w:rPr>
   </w:style>
+  <w:style w:type="paragraph" w:customStyle="1" w:styleId="ADCode">
+    <w:name w:val="AD Code"/>
+    <w:basedOn w:val="Normal"/>
+    <w:pPr>
+      <w:keepNext w:val="0"/>
+      <w:tabs>
+        <w:tab w:pos="1134" w:val="left"/>
+      </w:tabs>
+      <w:spacing w:before="0" w:after="40"/>
+      <w:ind w:left="1134" w:hanging="907"/>
+      <w:jc w:val="both"/>
+    </w:pPr>
+    <w:rPr>
+      <w:rFonts w:ascii="Times New Roman" w:hAnsi="Times New Roman" w:eastAsia="Times New Roman"/>
+      <w:b w:val="0"/>
+      <w:sz w:val="22"/>
+    </w:rPr>
+  </w:style>
   <w:style w:type="paragraph" w:customStyle="1" w:styleId="ADModule">
     <w:name w:val="AD Module"/>
     <w:basedOn w:val="Normal"/>
@@ -13589,6 +13653,28 @@
     <w:name w:val="ADStrong"/>
     <w:rPr>
       <w:b/>
+    </w:rPr>
+  </w:style>
+  <w:style w:type="character" w:customStyle="1" w:styleId="ADBloom">
+    <w:name w:val="ADBloom"/>
+    <w:rPr>
+      <w:i/>
+      <w:color w:val="595959"/>
+    </w:rPr>
+  </w:style>
+  <w:style w:type="paragraph" w:customStyle="1" w:styleId="ADNote">
+    <w:name w:val="AD Note"/>
+    <w:basedOn w:val="Normal"/>
+    <w:pPr>
+      <w:keepNext w:val="0"/>
+      <w:spacing w:before="0" w:after="80"/>
+      <w:ind w:left="0"/>
+    </w:pPr>
+    <w:rPr>
+      <w:rFonts w:ascii="Times New Roman" w:hAnsi="Times New Roman" w:eastAsia="Times New Roman"/>
+      <w:b w:val="0"/>
+      <w:i/>
+      <w:sz w:val="18"/>
     </w:rPr>
   </w:style>
 </w:styles>
